--- a/reports/r0171.docx
+++ b/reports/r0171.docx
@@ -45,7 +45,7 @@
           <w:color w:val="000000"/>
           <w:sz w:val="21"/>
         </w:rPr>
-        <w:t>■ 南昌经济总量在江西省稳居第一，人均GDP约12.00万元、人均经济实力居全省前列，经济增速由3.70%回升至4.70%、动能边际改善；固定资产投资连续负增长（最新-4.80%），经济动能仍有待修复。【待补充：南昌市的行政与战略定位、支柱产业及龙头企业（数据库未覆盖，需人工补充）】</w:t>
+        <w:t>■ 南昌作为江西省省会，经济总量在江西省稳居第一，人均GDP约12.00万元、人均经济实力居全省前列，经济增速由3.70%回升至4.70%、动能边际改善；固定资产投资连续负增长（最新-4.80%），经济动能仍有待修复。</w:t>
       </w:r>
     </w:p>
     <w:p>
@@ -75,7 +75,7 @@
           <w:color w:val="000000"/>
           <w:sz w:val="21"/>
         </w:rPr>
-        <w:t>产业结构方面，2025年南昌市三次产业结构为3.2:41.5:55.3。【待补充：支柱产业、主要龙头企业、对外贸易等定性描述（数据库未覆盖）】</w:t>
+        <w:t>产业结构方面，2025年南昌市三次产业结构为3.2:41.5:55.3，以电子信息、汽车、航空、医药为支柱，聚集江铃汽车、洪都航空等企业。</w:t>
       </w:r>
     </w:p>
     <w:p>
